--- a/tech_cards/Чистка копыт_tech_card.docx
+++ b/tech_cards/Чистка копыт_tech_card.docx
@@ -7358,7 +7358,7 @@
                 <w:b w:val="0"/>
                 <w:sz w:val="16"/>
               </w:rPr>
-              <w:t>формы для выпечки алюминиевые</w:t>
+              <w:t>тележки</w:t>
             </w:r>
           </w:p>
         </w:tc>
@@ -7373,6 +7373,7 @@
                 <w:b w:val="0"/>
                 <w:sz w:val="16"/>
               </w:rPr>
+              <w:t>мойка</w:t>
             </w:r>
           </w:p>
         </w:tc>
@@ -7393,14 +7394,16 @@
         <w:tc>
           <w:tcPr>
             <w:tcW w:type="dxa" w:w="1415"/>
-          </w:tcPr>
-          <w:p>
-            <w:r>
-              <w:rPr>
-                <w:rFonts w:ascii="Arial" w:hAnsi="Arial"/>
-                <w:b w:val="0"/>
-                <w:sz w:val="16"/>
-              </w:rPr>
+            <w:shd w:val="clear" w:color="auto" w:fill="99CCFF"/>
+          </w:tcPr>
+          <w:p>
+            <w:r>
+              <w:rPr>
+                <w:rFonts w:ascii="Arial" w:hAnsi="Arial"/>
+                <w:b w:val="0"/>
+                <w:sz w:val="16"/>
+              </w:rPr>
+              <w:t>ХИМИТЕК ЧУДОДЕЙ®-КОМБИ-ПЕНАКТИВ</w:t>
             </w:r>
           </w:p>
         </w:tc>
@@ -7415,6 +7418,7 @@
                 <w:b w:val="0"/>
                 <w:sz w:val="16"/>
               </w:rPr>
+              <w:t>ручной (нанесение пены, обработка щёткой)</w:t>
             </w:r>
           </w:p>
         </w:tc>
@@ -7429,6 +7433,7 @@
                 <w:b w:val="0"/>
                 <w:sz w:val="16"/>
               </w:rPr>
+              <w:t>2,0 % АВД</w:t>
             </w:r>
           </w:p>
         </w:tc>
@@ -7443,6 +7448,7 @@
                 <w:b w:val="0"/>
                 <w:sz w:val="16"/>
               </w:rPr>
+              <w:t>18-20 °C</w:t>
             </w:r>
           </w:p>
         </w:tc>
@@ -7471,6 +7477,7 @@
                 <w:b w:val="0"/>
                 <w:sz w:val="16"/>
               </w:rPr>
+              <w:t>промаркированный</w:t>
             </w:r>
           </w:p>
         </w:tc>
@@ -7485,6 +7492,7 @@
                 <w:b w:val="0"/>
                 <w:sz w:val="16"/>
               </w:rPr>
+              <w:t>1 раз в неделю</w:t>
             </w:r>
           </w:p>
         </w:tc>
@@ -7499,6 +7507,7 @@
                 <w:b w:val="0"/>
                 <w:sz w:val="16"/>
               </w:rPr>
+              <w:t>сотрудник внутреннего клининга</w:t>
             </w:r>
           </w:p>
         </w:tc>
@@ -7513,6 +7522,7 @@
                 <w:b w:val="0"/>
                 <w:sz w:val="16"/>
               </w:rPr>
+              <w:t>визуальный контроль/сотрудник отдела качества</w:t>
             </w:r>
           </w:p>
         </w:tc>
@@ -7529,7 +7539,7 @@
                 <w:b w:val="0"/>
                 <w:sz w:val="16"/>
               </w:rPr>
-              <w:t>формы для выпечки из нержавеющей стали</w:t>
+              <w:t>тележки</w:t>
             </w:r>
           </w:p>
         </w:tc>
@@ -7544,6 +7554,7 @@
                 <w:b w:val="0"/>
                 <w:sz w:val="16"/>
               </w:rPr>
+              <w:t>дезинфекция</w:t>
             </w:r>
           </w:p>
         </w:tc>
@@ -7564,14 +7575,16 @@
         <w:tc>
           <w:tcPr>
             <w:tcW w:type="dxa" w:w="1415"/>
-          </w:tcPr>
-          <w:p>
-            <w:r>
-              <w:rPr>
-                <w:rFonts w:ascii="Arial" w:hAnsi="Arial"/>
-                <w:b w:val="0"/>
-                <w:sz w:val="16"/>
-              </w:rPr>
+            <w:shd w:val="clear" w:color="auto" w:fill="FFFFCC"/>
+          </w:tcPr>
+          <w:p>
+            <w:r>
+              <w:rPr>
+                <w:rFonts w:ascii="Arial" w:hAnsi="Arial"/>
+                <w:b w:val="0"/>
+                <w:sz w:val="16"/>
+              </w:rPr>
+              <w:t>ХИМИТЕК ПОЛИДЕЗ®-СУПЕР</w:t>
             </w:r>
           </w:p>
         </w:tc>
@@ -7586,6 +7599,7 @@
                 <w:b w:val="0"/>
                 <w:sz w:val="16"/>
               </w:rPr>
+              <w:t>ручной (протирание)</w:t>
             </w:r>
           </w:p>
         </w:tc>
@@ -7600,6 +7614,7 @@
                 <w:b w:val="0"/>
                 <w:sz w:val="16"/>
               </w:rPr>
+              <w:t>0,02 % – 0,05 % (по НУК), дозирующая система ProMax</w:t>
             </w:r>
           </w:p>
         </w:tc>
@@ -7614,6 +7629,7 @@
                 <w:b w:val="0"/>
                 <w:sz w:val="16"/>
               </w:rPr>
+              <w:t>18-20 °C</w:t>
             </w:r>
           </w:p>
         </w:tc>
@@ -7628,6 +7644,7 @@
                 <w:b w:val="0"/>
                 <w:sz w:val="16"/>
               </w:rPr>
+              <w:t>20 мин</w:t>
             </w:r>
           </w:p>
         </w:tc>
@@ -7642,6 +7659,7 @@
                 <w:b w:val="0"/>
                 <w:sz w:val="16"/>
               </w:rPr>
+              <w:t>промаркированный</w:t>
             </w:r>
           </w:p>
         </w:tc>
@@ -7656,6 +7674,7 @@
                 <w:b w:val="0"/>
                 <w:sz w:val="16"/>
               </w:rPr>
+              <w:t>1 раз в неделю</w:t>
             </w:r>
           </w:p>
         </w:tc>
@@ -7670,6 +7689,7 @@
                 <w:b w:val="0"/>
                 <w:sz w:val="16"/>
               </w:rPr>
+              <w:t>сотрудник внутреннего клининга</w:t>
             </w:r>
           </w:p>
         </w:tc>
@@ -7684,6 +7704,7 @@
                 <w:b w:val="0"/>
                 <w:sz w:val="16"/>
               </w:rPr>
+              <w:t>визуальный контроль/сотрудник отдела качества</w:t>
             </w:r>
           </w:p>
         </w:tc>
@@ -7700,7 +7721,7 @@
                 <w:b w:val="0"/>
                 <w:sz w:val="16"/>
               </w:rPr>
-              <w:t>формы для выпечки силиконовые</w:t>
+              <w:t>формы для выпечки алюминиевые</w:t>
             </w:r>
           </w:p>
         </w:tc>
@@ -7862,6 +7883,348 @@
       <w:tr>
         <w:tc>
           <w:tcPr>
+            <w:tcW w:type="dxa" w:w="1070"/>
+          </w:tcPr>
+          <w:p>
+            <w:r>
+              <w:rPr>
+                <w:rFonts w:ascii="Arial" w:hAnsi="Arial"/>
+                <w:b w:val="0"/>
+                <w:sz w:val="16"/>
+              </w:rPr>
+              <w:t>формы для выпечки из нержавеющей стали</w:t>
+            </w:r>
+          </w:p>
+        </w:tc>
+        <w:tc>
+          <w:tcPr>
+            <w:tcW w:type="dxa" w:w="1070"/>
+          </w:tcPr>
+          <w:p>
+            <w:r>
+              <w:rPr>
+                <w:rFonts w:ascii="Arial" w:hAnsi="Arial"/>
+                <w:b w:val="0"/>
+                <w:sz w:val="16"/>
+              </w:rPr>
+            </w:r>
+          </w:p>
+        </w:tc>
+        <w:tc>
+          <w:tcPr>
+            <w:tcW w:type="dxa" w:w="1159"/>
+          </w:tcPr>
+          <w:p>
+            <w:r>
+              <w:rPr>
+                <w:rFonts w:ascii="Arial" w:hAnsi="Arial"/>
+                <w:b w:val="0"/>
+                <w:sz w:val="16"/>
+              </w:rPr>
+            </w:r>
+          </w:p>
+        </w:tc>
+        <w:tc>
+          <w:tcPr>
+            <w:tcW w:type="dxa" w:w="1415"/>
+          </w:tcPr>
+          <w:p>
+            <w:r>
+              <w:rPr>
+                <w:rFonts w:ascii="Arial" w:hAnsi="Arial"/>
+                <w:b w:val="0"/>
+                <w:sz w:val="16"/>
+              </w:rPr>
+            </w:r>
+          </w:p>
+        </w:tc>
+        <w:tc>
+          <w:tcPr>
+            <w:tcW w:type="dxa" w:w="789"/>
+          </w:tcPr>
+          <w:p>
+            <w:r>
+              <w:rPr>
+                <w:rFonts w:ascii="Arial" w:hAnsi="Arial"/>
+                <w:b w:val="0"/>
+                <w:sz w:val="16"/>
+              </w:rPr>
+            </w:r>
+          </w:p>
+        </w:tc>
+        <w:tc>
+          <w:tcPr>
+            <w:tcW w:type="dxa" w:w="1370"/>
+          </w:tcPr>
+          <w:p>
+            <w:r>
+              <w:rPr>
+                <w:rFonts w:ascii="Arial" w:hAnsi="Arial"/>
+                <w:b w:val="0"/>
+                <w:sz w:val="16"/>
+              </w:rPr>
+            </w:r>
+          </w:p>
+        </w:tc>
+        <w:tc>
+          <w:tcPr>
+            <w:tcW w:type="dxa" w:w="1268"/>
+          </w:tcPr>
+          <w:p>
+            <w:r>
+              <w:rPr>
+                <w:rFonts w:ascii="Arial" w:hAnsi="Arial"/>
+                <w:b w:val="0"/>
+                <w:sz w:val="16"/>
+              </w:rPr>
+            </w:r>
+          </w:p>
+        </w:tc>
+        <w:tc>
+          <w:tcPr>
+            <w:tcW w:type="dxa" w:w="1048"/>
+          </w:tcPr>
+          <w:p>
+            <w:r>
+              <w:rPr>
+                <w:rFonts w:ascii="Arial" w:hAnsi="Arial"/>
+                <w:b w:val="0"/>
+                <w:sz w:val="16"/>
+              </w:rPr>
+            </w:r>
+          </w:p>
+        </w:tc>
+        <w:tc>
+          <w:tcPr>
+            <w:tcW w:type="dxa" w:w="1093"/>
+          </w:tcPr>
+          <w:p>
+            <w:r>
+              <w:rPr>
+                <w:rFonts w:ascii="Arial" w:hAnsi="Arial"/>
+                <w:b w:val="0"/>
+                <w:sz w:val="16"/>
+              </w:rPr>
+            </w:r>
+          </w:p>
+        </w:tc>
+        <w:tc>
+          <w:tcPr>
+            <w:tcW w:type="dxa" w:w="1492"/>
+          </w:tcPr>
+          <w:p>
+            <w:r>
+              <w:rPr>
+                <w:rFonts w:ascii="Arial" w:hAnsi="Arial"/>
+                <w:b w:val="0"/>
+                <w:sz w:val="16"/>
+              </w:rPr>
+            </w:r>
+          </w:p>
+        </w:tc>
+        <w:tc>
+          <w:tcPr>
+            <w:tcW w:type="dxa" w:w="1300"/>
+          </w:tcPr>
+          <w:p>
+            <w:r>
+              <w:rPr>
+                <w:rFonts w:ascii="Arial" w:hAnsi="Arial"/>
+                <w:b w:val="0"/>
+                <w:sz w:val="16"/>
+              </w:rPr>
+            </w:r>
+          </w:p>
+        </w:tc>
+        <w:tc>
+          <w:tcPr>
+            <w:tcW w:type="dxa" w:w="2276"/>
+          </w:tcPr>
+          <w:p>
+            <w:r>
+              <w:rPr>
+                <w:rFonts w:ascii="Arial" w:hAnsi="Arial"/>
+                <w:b w:val="0"/>
+                <w:sz w:val="16"/>
+              </w:rPr>
+            </w:r>
+          </w:p>
+        </w:tc>
+      </w:tr>
+      <w:tr>
+        <w:tc>
+          <w:tcPr>
+            <w:tcW w:type="dxa" w:w="1070"/>
+          </w:tcPr>
+          <w:p>
+            <w:r>
+              <w:rPr>
+                <w:rFonts w:ascii="Arial" w:hAnsi="Arial"/>
+                <w:b w:val="0"/>
+                <w:sz w:val="16"/>
+              </w:rPr>
+              <w:t>формы для выпечки силиконовые</w:t>
+            </w:r>
+          </w:p>
+        </w:tc>
+        <w:tc>
+          <w:tcPr>
+            <w:tcW w:type="dxa" w:w="1070"/>
+          </w:tcPr>
+          <w:p>
+            <w:r>
+              <w:rPr>
+                <w:rFonts w:ascii="Arial" w:hAnsi="Arial"/>
+                <w:b w:val="0"/>
+                <w:sz w:val="16"/>
+              </w:rPr>
+            </w:r>
+          </w:p>
+        </w:tc>
+        <w:tc>
+          <w:tcPr>
+            <w:tcW w:type="dxa" w:w="1159"/>
+          </w:tcPr>
+          <w:p>
+            <w:r>
+              <w:rPr>
+                <w:rFonts w:ascii="Arial" w:hAnsi="Arial"/>
+                <w:b w:val="0"/>
+                <w:sz w:val="16"/>
+              </w:rPr>
+            </w:r>
+          </w:p>
+        </w:tc>
+        <w:tc>
+          <w:tcPr>
+            <w:tcW w:type="dxa" w:w="1415"/>
+          </w:tcPr>
+          <w:p>
+            <w:r>
+              <w:rPr>
+                <w:rFonts w:ascii="Arial" w:hAnsi="Arial"/>
+                <w:b w:val="0"/>
+                <w:sz w:val="16"/>
+              </w:rPr>
+            </w:r>
+          </w:p>
+        </w:tc>
+        <w:tc>
+          <w:tcPr>
+            <w:tcW w:type="dxa" w:w="789"/>
+          </w:tcPr>
+          <w:p>
+            <w:r>
+              <w:rPr>
+                <w:rFonts w:ascii="Arial" w:hAnsi="Arial"/>
+                <w:b w:val="0"/>
+                <w:sz w:val="16"/>
+              </w:rPr>
+            </w:r>
+          </w:p>
+        </w:tc>
+        <w:tc>
+          <w:tcPr>
+            <w:tcW w:type="dxa" w:w="1370"/>
+          </w:tcPr>
+          <w:p>
+            <w:r>
+              <w:rPr>
+                <w:rFonts w:ascii="Arial" w:hAnsi="Arial"/>
+                <w:b w:val="0"/>
+                <w:sz w:val="16"/>
+              </w:rPr>
+            </w:r>
+          </w:p>
+        </w:tc>
+        <w:tc>
+          <w:tcPr>
+            <w:tcW w:type="dxa" w:w="1268"/>
+          </w:tcPr>
+          <w:p>
+            <w:r>
+              <w:rPr>
+                <w:rFonts w:ascii="Arial" w:hAnsi="Arial"/>
+                <w:b w:val="0"/>
+                <w:sz w:val="16"/>
+              </w:rPr>
+            </w:r>
+          </w:p>
+        </w:tc>
+        <w:tc>
+          <w:tcPr>
+            <w:tcW w:type="dxa" w:w="1048"/>
+          </w:tcPr>
+          <w:p>
+            <w:r>
+              <w:rPr>
+                <w:rFonts w:ascii="Arial" w:hAnsi="Arial"/>
+                <w:b w:val="0"/>
+                <w:sz w:val="16"/>
+              </w:rPr>
+            </w:r>
+          </w:p>
+        </w:tc>
+        <w:tc>
+          <w:tcPr>
+            <w:tcW w:type="dxa" w:w="1093"/>
+          </w:tcPr>
+          <w:p>
+            <w:r>
+              <w:rPr>
+                <w:rFonts w:ascii="Arial" w:hAnsi="Arial"/>
+                <w:b w:val="0"/>
+                <w:sz w:val="16"/>
+              </w:rPr>
+            </w:r>
+          </w:p>
+        </w:tc>
+        <w:tc>
+          <w:tcPr>
+            <w:tcW w:type="dxa" w:w="1492"/>
+          </w:tcPr>
+          <w:p>
+            <w:r>
+              <w:rPr>
+                <w:rFonts w:ascii="Arial" w:hAnsi="Arial"/>
+                <w:b w:val="0"/>
+                <w:sz w:val="16"/>
+              </w:rPr>
+            </w:r>
+          </w:p>
+        </w:tc>
+        <w:tc>
+          <w:tcPr>
+            <w:tcW w:type="dxa" w:w="1300"/>
+          </w:tcPr>
+          <w:p>
+            <w:r>
+              <w:rPr>
+                <w:rFonts w:ascii="Arial" w:hAnsi="Arial"/>
+                <w:b w:val="0"/>
+                <w:sz w:val="16"/>
+              </w:rPr>
+            </w:r>
+          </w:p>
+        </w:tc>
+        <w:tc>
+          <w:tcPr>
+            <w:tcW w:type="dxa" w:w="2276"/>
+          </w:tcPr>
+          <w:p>
+            <w:r>
+              <w:rPr>
+                <w:rFonts w:ascii="Arial" w:hAnsi="Arial"/>
+                <w:b w:val="0"/>
+                <w:sz w:val="16"/>
+              </w:rPr>
+            </w:r>
+          </w:p>
+        </w:tc>
+      </w:tr>
+      <w:tr>
+        <w:tc>
+          <w:tcPr>
             <w:tcW w:type="dxa" w:w="15350"/>
             <w:gridSpan w:val="12"/>
           </w:tcPr>
@@ -8071,6 +8434,369 @@
                 <w:sz w:val="16"/>
               </w:rPr>
               <w:t>АВД</w:t>
+            </w:r>
+          </w:p>
+        </w:tc>
+        <w:tc>
+          <w:tcPr>
+            <w:tcW w:type="dxa" w:w="1070"/>
+          </w:tcPr>
+          <w:p>
+            <w:r>
+              <w:rPr>
+                <w:rFonts w:ascii="Arial" w:hAnsi="Arial"/>
+                <w:b w:val="0"/>
+                <w:sz w:val="16"/>
+              </w:rPr>
+              <w:t>дезинфекция</w:t>
+            </w:r>
+          </w:p>
+        </w:tc>
+        <w:tc>
+          <w:tcPr>
+            <w:tcW w:type="dxa" w:w="1159"/>
+          </w:tcPr>
+          <w:p>
+            <w:r>
+              <w:rPr>
+                <w:rFonts w:ascii="Arial" w:hAnsi="Arial"/>
+                <w:b w:val="0"/>
+                <w:sz w:val="16"/>
+              </w:rPr>
+            </w:r>
+          </w:p>
+        </w:tc>
+        <w:tc>
+          <w:tcPr>
+            <w:tcW w:type="dxa" w:w="1415"/>
+            <w:shd w:val="clear" w:color="auto" w:fill="FFFFCC"/>
+          </w:tcPr>
+          <w:p>
+            <w:r>
+              <w:rPr>
+                <w:rFonts w:ascii="Arial" w:hAnsi="Arial"/>
+                <w:b w:val="0"/>
+                <w:sz w:val="16"/>
+              </w:rPr>
+              <w:t>ХИМИТЕК ПОЛИДЕЗ®-СУПЕР</w:t>
+            </w:r>
+          </w:p>
+        </w:tc>
+        <w:tc>
+          <w:tcPr>
+            <w:tcW w:type="dxa" w:w="789"/>
+          </w:tcPr>
+          <w:p>
+            <w:r>
+              <w:rPr>
+                <w:rFonts w:ascii="Arial" w:hAnsi="Arial"/>
+                <w:b w:val="0"/>
+                <w:sz w:val="16"/>
+              </w:rPr>
+              <w:t>ручной (протирание)</w:t>
+            </w:r>
+          </w:p>
+        </w:tc>
+        <w:tc>
+          <w:tcPr>
+            <w:tcW w:type="dxa" w:w="1370"/>
+          </w:tcPr>
+          <w:p>
+            <w:r>
+              <w:rPr>
+                <w:rFonts w:ascii="Arial" w:hAnsi="Arial"/>
+                <w:b w:val="0"/>
+                <w:sz w:val="16"/>
+              </w:rPr>
+              <w:t>0,02 %–0,04 % (по НУК), спрей-система ProTwin</w:t>
+            </w:r>
+          </w:p>
+        </w:tc>
+        <w:tc>
+          <w:tcPr>
+            <w:tcW w:type="dxa" w:w="1268"/>
+          </w:tcPr>
+          <w:p>
+            <w:r>
+              <w:rPr>
+                <w:rFonts w:ascii="Arial" w:hAnsi="Arial"/>
+                <w:b w:val="0"/>
+                <w:sz w:val="16"/>
+              </w:rPr>
+              <w:t>18-20 ºС</w:t>
+            </w:r>
+          </w:p>
+        </w:tc>
+        <w:tc>
+          <w:tcPr>
+            <w:tcW w:type="dxa" w:w="1048"/>
+          </w:tcPr>
+          <w:p>
+            <w:r>
+              <w:rPr>
+                <w:rFonts w:ascii="Arial" w:hAnsi="Arial"/>
+                <w:b w:val="0"/>
+                <w:sz w:val="16"/>
+              </w:rPr>
+              <w:t>30 мин</w:t>
+            </w:r>
+          </w:p>
+        </w:tc>
+        <w:tc>
+          <w:tcPr>
+            <w:tcW w:type="dxa" w:w="1093"/>
+          </w:tcPr>
+          <w:p>
+            <w:r>
+              <w:rPr>
+                <w:rFonts w:ascii="Arial" w:hAnsi="Arial"/>
+                <w:b w:val="0"/>
+                <w:sz w:val="16"/>
+              </w:rPr>
+              <w:t>промаркированный</w:t>
+            </w:r>
+          </w:p>
+        </w:tc>
+        <w:tc>
+          <w:tcPr>
+            <w:tcW w:type="dxa" w:w="1492"/>
+          </w:tcPr>
+          <w:p>
+            <w:r>
+              <w:rPr>
+                <w:rFonts w:ascii="Arial" w:hAnsi="Arial"/>
+                <w:b w:val="0"/>
+                <w:sz w:val="16"/>
+              </w:rPr>
+              <w:t>1 раз в смену</w:t>
+            </w:r>
+          </w:p>
+        </w:tc>
+        <w:tc>
+          <w:tcPr>
+            <w:tcW w:type="dxa" w:w="1300"/>
+          </w:tcPr>
+          <w:p>
+            <w:r>
+              <w:rPr>
+                <w:rFonts w:ascii="Arial" w:hAnsi="Arial"/>
+                <w:b w:val="0"/>
+                <w:sz w:val="16"/>
+              </w:rPr>
+              <w:t>сотрудник внутреннего клининга</w:t>
+            </w:r>
+          </w:p>
+        </w:tc>
+        <w:tc>
+          <w:tcPr>
+            <w:tcW w:type="dxa" w:w="2276"/>
+          </w:tcPr>
+          <w:p>
+            <w:r>
+              <w:rPr>
+                <w:rFonts w:ascii="Arial" w:hAnsi="Arial"/>
+                <w:b w:val="0"/>
+                <w:sz w:val="16"/>
+              </w:rPr>
+              <w:t>визуальный контроль/сотрудник отдела качества</w:t>
+            </w:r>
+          </w:p>
+        </w:tc>
+      </w:tr>
+      <w:tr>
+        <w:tc>
+          <w:tcPr>
+            <w:tcW w:type="dxa" w:w="1070"/>
+          </w:tcPr>
+          <w:p>
+            <w:r>
+              <w:rPr>
+                <w:rFonts w:ascii="Arial" w:hAnsi="Arial"/>
+                <w:b w:val="0"/>
+                <w:sz w:val="16"/>
+              </w:rPr>
+              <w:t>тележки уборочные</w:t>
+            </w:r>
+          </w:p>
+        </w:tc>
+        <w:tc>
+          <w:tcPr>
+            <w:tcW w:type="dxa" w:w="1070"/>
+          </w:tcPr>
+          <w:p>
+            <w:r>
+              <w:rPr>
+                <w:rFonts w:ascii="Arial" w:hAnsi="Arial"/>
+                <w:b w:val="0"/>
+                <w:sz w:val="16"/>
+              </w:rPr>
+              <w:t>мойка</w:t>
+            </w:r>
+          </w:p>
+        </w:tc>
+        <w:tc>
+          <w:tcPr>
+            <w:tcW w:type="dxa" w:w="1159"/>
+          </w:tcPr>
+          <w:p>
+            <w:r>
+              <w:rPr>
+                <w:rFonts w:ascii="Arial" w:hAnsi="Arial"/>
+                <w:b w:val="0"/>
+                <w:sz w:val="16"/>
+              </w:rPr>
+            </w:r>
+          </w:p>
+        </w:tc>
+        <w:tc>
+          <w:tcPr>
+            <w:tcW w:type="dxa" w:w="1415"/>
+            <w:shd w:val="clear" w:color="auto" w:fill="99FF99"/>
+          </w:tcPr>
+          <w:p>
+            <w:r>
+              <w:rPr>
+                <w:rFonts w:ascii="Arial" w:hAnsi="Arial"/>
+                <w:b w:val="0"/>
+                <w:sz w:val="16"/>
+              </w:rPr>
+              <w:t>ХИМИТЕК УНИВЕРСАЛ-ПД-Н</w:t>
+            </w:r>
+          </w:p>
+        </w:tc>
+        <w:tc>
+          <w:tcPr>
+            <w:tcW w:type="dxa" w:w="789"/>
+          </w:tcPr>
+          <w:p>
+            <w:r>
+              <w:rPr>
+                <w:rFonts w:ascii="Arial" w:hAnsi="Arial"/>
+                <w:b w:val="0"/>
+                <w:sz w:val="16"/>
+              </w:rPr>
+              <w:t>ручной (замачивание)</w:t>
+            </w:r>
+          </w:p>
+        </w:tc>
+        <w:tc>
+          <w:tcPr>
+            <w:tcW w:type="dxa" w:w="1370"/>
+          </w:tcPr>
+          <w:p>
+            <w:r>
+              <w:rPr>
+                <w:rFonts w:ascii="Arial" w:hAnsi="Arial"/>
+                <w:b w:val="0"/>
+                <w:sz w:val="16"/>
+              </w:rPr>
+              <w:t>3,0 % – 4,0 %, дозирующая система ProMax</w:t>
+            </w:r>
+          </w:p>
+        </w:tc>
+        <w:tc>
+          <w:tcPr>
+            <w:tcW w:type="dxa" w:w="1268"/>
+          </w:tcPr>
+          <w:p>
+            <w:r>
+              <w:rPr>
+                <w:rFonts w:ascii="Arial" w:hAnsi="Arial"/>
+                <w:b w:val="0"/>
+                <w:sz w:val="16"/>
+              </w:rPr>
+              <w:t>не ниже 40°C</w:t>
+            </w:r>
+          </w:p>
+        </w:tc>
+        <w:tc>
+          <w:tcPr>
+            <w:tcW w:type="dxa" w:w="1048"/>
+          </w:tcPr>
+          <w:p>
+            <w:r>
+              <w:rPr>
+                <w:rFonts w:ascii="Arial" w:hAnsi="Arial"/>
+                <w:b w:val="0"/>
+                <w:sz w:val="16"/>
+              </w:rPr>
+            </w:r>
+          </w:p>
+        </w:tc>
+        <w:tc>
+          <w:tcPr>
+            <w:tcW w:type="dxa" w:w="1093"/>
+          </w:tcPr>
+          <w:p>
+            <w:r>
+              <w:rPr>
+                <w:rFonts w:ascii="Arial" w:hAnsi="Arial"/>
+                <w:b w:val="0"/>
+                <w:sz w:val="16"/>
+              </w:rPr>
+              <w:t>промаркированный</w:t>
+            </w:r>
+          </w:p>
+        </w:tc>
+        <w:tc>
+          <w:tcPr>
+            <w:tcW w:type="dxa" w:w="1492"/>
+          </w:tcPr>
+          <w:p>
+            <w:r>
+              <w:rPr>
+                <w:rFonts w:ascii="Arial" w:hAnsi="Arial"/>
+                <w:b w:val="0"/>
+                <w:sz w:val="16"/>
+              </w:rPr>
+              <w:t>1 раз в смену</w:t>
+            </w:r>
+          </w:p>
+        </w:tc>
+        <w:tc>
+          <w:tcPr>
+            <w:tcW w:type="dxa" w:w="1300"/>
+          </w:tcPr>
+          <w:p>
+            <w:r>
+              <w:rPr>
+                <w:rFonts w:ascii="Arial" w:hAnsi="Arial"/>
+                <w:b w:val="0"/>
+                <w:sz w:val="16"/>
+              </w:rPr>
+              <w:t>сотрудник внутреннего клининга</w:t>
+            </w:r>
+          </w:p>
+        </w:tc>
+        <w:tc>
+          <w:tcPr>
+            <w:tcW w:type="dxa" w:w="2276"/>
+          </w:tcPr>
+          <w:p>
+            <w:r>
+              <w:rPr>
+                <w:rFonts w:ascii="Arial" w:hAnsi="Arial"/>
+                <w:b w:val="0"/>
+                <w:sz w:val="16"/>
+              </w:rPr>
+              <w:t>визуальный контроль/сотрудник отдела качества</w:t>
+            </w:r>
+          </w:p>
+        </w:tc>
+      </w:tr>
+      <w:tr>
+        <w:tc>
+          <w:tcPr>
+            <w:tcW w:type="dxa" w:w="1070"/>
+          </w:tcPr>
+          <w:p>
+            <w:r>
+              <w:rPr>
+                <w:rFonts w:ascii="Arial" w:hAnsi="Arial"/>
+                <w:b w:val="0"/>
+                <w:sz w:val="16"/>
+              </w:rPr>
+              <w:t>тележки уборочные</w:t>
             </w:r>
           </w:p>
         </w:tc>
